--- a/Evidencia Grupales/1.4_APT122_FormativaFase1.docx
+++ b/Evidencia Grupales/1.4_APT122_FormativaFase1.docx
@@ -707,6 +707,86 @@
           <w:rtl w:val="0"/>
         </w:rPr>
         <w:t xml:space="preserve">El proyecto APT constituye una oportunidad para profundizar en el desarrollo de aplicaciones y páginas web, así como en la gestión de proyectos. A través del diseño, implementación y coordinación de las tareas previstas, espero adquirir experiencia práctica en la integración de frontend y backend, la interacción con usuarios y la planificación de recursos. Esta participación fortalecerá mis competencias técnicas y organizativas, asegurando que pueda desempeñarme de manera efectiva en entornos laborales reales y contribuyendo a mi desarrollo profesional en el área de informática.</w:t>
+      </w:r>
+    </w:p>
+    <w:p>
+      <w:pPr>
+        <w:keepNext w:val="0"/>
+        <w:keepLines w:val="0"/>
+        <w:pageBreakBefore w:val="0"/>
+        <w:widowControl w:val="0"/>
+        <w:pBdr>
+          <w:top w:space="0" w:sz="0" w:val="nil"/>
+          <w:left w:space="0" w:sz="0" w:val="nil"/>
+          <w:bottom w:space="0" w:sz="0" w:val="nil"/>
+          <w:right w:space="0" w:sz="0" w:val="nil"/>
+          <w:between w:space="0" w:sz="0" w:val="nil"/>
+        </w:pBdr>
+        <w:shd w:fill="auto" w:val="clear"/>
+        <w:spacing w:after="0" w:before="0" w:line="276" w:lineRule="auto"/>
+        <w:ind w:left="0" w:right="0" w:firstLine="0"/>
+        <w:jc w:val="left"/>
+        <w:rPr/>
+      </w:pPr>
+      <w:r>
+        <w:rPr>
+          <w:rtl w:val="0"/>
+        </w:rPr>
+      </w:r>
+    </w:p>
+    <w:p>
+      <w:pPr>
+        <w:widowControl w:val="0"/>
+        <w:spacing w:after="240" w:before="240" w:lineRule="auto"/>
+        <w:rPr/>
+      </w:pPr>
+      <w:r>
+        <w:rPr>
+          <w:b w:val="1"/>
+          <w:sz w:val="26"/>
+          <w:szCs w:val="26"/>
+          <w:rtl w:val="0"/>
+        </w:rPr>
+        <w:t xml:space="preserve">Reflexión final</w:t>
+      </w:r>
+      <w:r>
+        <w:rPr>
+          <w:b w:val="1"/>
+          <w:rtl w:val="0"/>
+        </w:rPr>
+        <w:br w:type="textWrapping"/>
+      </w:r>
+      <w:r>
+        <w:rPr>
+          <w:rtl w:val="0"/>
+        </w:rPr>
+        <w:t xml:space="preserve">El proyecto APT representa una oportunidad valiosa para aplicar y consolidar los conocimientos adquiridos en la carrera de Ingeniería en Informática. A través del desarrollo de esta plataforma, esperamos fortalecer nuestras competencias en gestión de proyectos, desarrollo web, diseño de bases de datos y aseguramiento de la calidad de software.</w:t>
+      </w:r>
+    </w:p>
+    <w:p>
+      <w:pPr>
+        <w:widowControl w:val="0"/>
+        <w:spacing w:after="240" w:before="240" w:lineRule="auto"/>
+        <w:rPr/>
+      </w:pPr>
+      <w:r>
+        <w:rPr>
+          <w:rtl w:val="0"/>
+        </w:rPr>
+        <w:t xml:space="preserve">Además, anticipamos que esta experiencia nos permitirá comprender cómo las soluciones tecnológicas pueden impactar positivamente en la gestión académica y administrativa de una institución real, mejorando el acceso a la información y optimizando recursos. La planificación, el trabajo en equipo y la aplicación de metodologías ágiles serán herramientas clave para enfrentar los desafíos del proyecto y asegurar resultados eficientes.</w:t>
+      </w:r>
+    </w:p>
+    <w:p>
+      <w:pPr>
+        <w:widowControl w:val="0"/>
+        <w:spacing w:after="240" w:before="240" w:lineRule="auto"/>
+        <w:rPr/>
+      </w:pPr>
+      <w:r>
+        <w:rPr>
+          <w:rtl w:val="0"/>
+        </w:rPr>
+        <w:t xml:space="preserve">En conjunto, confiamos en que el proyecto APT nos brindará aprendizajes significativos que potenciarán nuestro desarrollo profesional preparándonos para asumir responsabilidades y roles de liderazgo en futuros proyectos tecnológicos.</w:t>
       </w:r>
     </w:p>
     <w:p>
